--- a/docs/word/Munazzim_TRL_3_Assessment.docx
+++ b/docs/word/Munazzim_TRL_3_Assessment.docx
@@ -12,6 +12,7 @@
           <w:sz w:val="52"/>
         </w:rPr>
       </w:pPr>
+      <w:proofErr w:type="spellStart"/>
       <w:r>
         <w:rPr>
           <w:rFonts w:ascii="Aptos Display" w:hAnsi="Aptos Display"/>
@@ -19,17 +20,27 @@
           <w:color w:val="173A6F"/>
           <w:sz w:val="52"/>
         </w:rPr>
-        <w:t>Munazzim AI Time Manager: TRL 3 Assessment</w:t>
-      </w:r>
-    </w:p>
-    <w:p>
-      <w:pPr>
-        <w:jc w:val="center"/>
+        <w:t>Munazzim</w:t>
+      </w:r>
+      <w:proofErr w:type="spellEnd"/>
+      <w:r>
         <w:rPr>
           <w:rFonts w:ascii="Aptos Display" w:hAnsi="Aptos Display"/>
           <w:b/>
           <w:color w:val="173A6F"/>
           <w:sz w:val="52"/>
+        </w:rPr>
+        <w:t xml:space="preserve"> AI Time Manager: TRL 3 Assessment</w:t>
+      </w:r>
+    </w:p>
+    <w:p>
+      <w:pPr>
+        <w:jc w:val="center"/>
+        <w:rPr>
+          <w:rFonts w:ascii="Aptos Display" w:hAnsi="Aptos Display"/>
+          <w:b/>
+          <w:color w:val="173A6F"/>
+          <w:sz w:val="52"/>
           <w:rtl/>
         </w:rPr>
       </w:pPr>
@@ -97,39 +108,38 @@
           <w:sz w:val="22"/>
         </w:rPr>
       </w:pPr>
+      <w:proofErr w:type="spellStart"/>
       <w:r>
         <w:rPr>
           <w:color w:val="606060"/>
           <w:sz w:val="22"/>
         </w:rPr>
-        <w:t>Munazzim AI Time Manager</w:t>
-      </w:r>
-    </w:p>
-    <w:p>
-      <w:pPr>
-        <w:jc w:val="center"/>
+        <w:t>Munazzim</w:t>
+      </w:r>
+      <w:proofErr w:type="spellEnd"/>
+      <w:r>
         <w:rPr>
           <w:color w:val="606060"/>
           <w:sz w:val="22"/>
         </w:rPr>
-      </w:pPr>
-      <w:r>
+        <w:t xml:space="preserve"> AI Time Manager</w:t>
+      </w:r>
+    </w:p>
+    <w:p>
+      <w:pPr>
+        <w:jc w:val="center"/>
         <w:rPr>
           <w:color w:val="606060"/>
           <w:sz w:val="22"/>
         </w:rPr>
-        <w:t>Technical Documentation Set</w:t>
-      </w:r>
-    </w:p>
-    <w:p>
-      <w:pPr>
-        <w:jc w:val="center"/>
+      </w:pPr>
+      <w:r>
         <w:rPr>
           <w:color w:val="606060"/>
           <w:sz w:val="22"/>
-          <w:rtl/>
-        </w:rPr>
-      </w:pPr>
+        </w:rPr>
+        <w:t>Technical Documentation Set</w:t>
+      </w:r>
     </w:p>
     <w:p>
       <w:pPr>
@@ -137,43 +147,54 @@
         <w:rPr>
           <w:color w:val="606060"/>
           <w:sz w:val="22"/>
-        </w:rPr>
-      </w:pPr>
-      <w:r>
+          <w:rtl/>
+        </w:rPr>
+      </w:pPr>
+    </w:p>
+    <w:p>
+      <w:pPr>
+        <w:jc w:val="center"/>
         <w:rPr>
           <w:color w:val="606060"/>
           <w:sz w:val="22"/>
-          <w:rtl/>
-        </w:rPr>
-        <w:t xml:space="preserve">31 </w:t>
-      </w:r>
+        </w:rPr>
+      </w:pPr>
       <w:r>
         <w:rPr>
           <w:color w:val="606060"/>
           <w:sz w:val="22"/>
-        </w:rPr>
-        <w:t>August 2026</w:t>
-      </w:r>
-    </w:p>
-    <w:p>
-      <w:pPr>
-        <w:spacing w:after="160"/>
+          <w:rtl/>
+        </w:rPr>
+        <w:t xml:space="preserve">31 </w:t>
+      </w:r>
+      <w:r>
         <w:rPr>
           <w:color w:val="606060"/>
           <w:sz w:val="22"/>
         </w:rPr>
-      </w:pPr>
-      <w:r>
+        <w:t>August 2026</w:t>
+      </w:r>
+    </w:p>
+    <w:p>
+      <w:pPr>
+        <w:spacing w:after="160"/>
         <w:rPr>
           <w:color w:val="606060"/>
           <w:sz w:val="22"/>
         </w:rPr>
+      </w:pPr>
+      <w:r>
+        <w:rPr>
+          <w:color w:val="606060"/>
+          <w:sz w:val="22"/>
+        </w:rPr>
         <w:br w:type="page"/>
       </w:r>
     </w:p>
     <w:p>
       <w:pPr>
         <w:pStyle w:val="Title"/>
+        <w:bidi w:val="0"/>
         <w:rPr>
           <w:rFonts w:ascii="Aptos Display" w:hAnsi="Aptos Display"/>
           <w:b/>
@@ -198,6 +219,7 @@
         <w:tabs>
           <w:tab w:val="right" w:leader="dot" w:pos="9458"/>
         </w:tabs>
+        <w:bidi w:val="0"/>
         <w:rPr>
           <w:rFonts w:asciiTheme="minorHAnsi" w:eastAsiaTheme="minorEastAsia" w:hAnsiTheme="minorHAnsi"/>
           <w:noProof/>
@@ -330,6 +352,7 @@
         <w:tabs>
           <w:tab w:val="right" w:leader="dot" w:pos="9458"/>
         </w:tabs>
+        <w:bidi w:val="0"/>
         <w:rPr>
           <w:rFonts w:asciiTheme="minorHAnsi" w:eastAsiaTheme="minorEastAsia" w:hAnsiTheme="minorHAnsi"/>
           <w:noProof/>
@@ -426,6 +449,7 @@
         <w:tabs>
           <w:tab w:val="right" w:leader="dot" w:pos="9458"/>
         </w:tabs>
+        <w:bidi w:val="0"/>
         <w:rPr>
           <w:rFonts w:asciiTheme="minorHAnsi" w:eastAsiaTheme="minorEastAsia" w:hAnsiTheme="minorHAnsi"/>
           <w:noProof/>
@@ -522,6 +546,7 @@
         <w:tabs>
           <w:tab w:val="right" w:leader="dot" w:pos="9458"/>
         </w:tabs>
+        <w:bidi w:val="0"/>
         <w:rPr>
           <w:rFonts w:asciiTheme="minorHAnsi" w:eastAsiaTheme="minorEastAsia" w:hAnsiTheme="minorHAnsi"/>
           <w:noProof/>
@@ -618,6 +643,7 @@
         <w:tabs>
           <w:tab w:val="right" w:leader="dot" w:pos="9458"/>
         </w:tabs>
+        <w:bidi w:val="0"/>
         <w:rPr>
           <w:rFonts w:asciiTheme="minorHAnsi" w:eastAsiaTheme="minorEastAsia" w:hAnsiTheme="minorHAnsi"/>
           <w:noProof/>
@@ -714,6 +740,7 @@
         <w:tabs>
           <w:tab w:val="right" w:leader="dot" w:pos="9458"/>
         </w:tabs>
+        <w:bidi w:val="0"/>
         <w:rPr>
           <w:rFonts w:asciiTheme="minorHAnsi" w:eastAsiaTheme="minorEastAsia" w:hAnsiTheme="minorHAnsi"/>
           <w:noProof/>
@@ -810,6 +837,7 @@
         <w:tabs>
           <w:tab w:val="right" w:leader="dot" w:pos="9458"/>
         </w:tabs>
+        <w:bidi w:val="0"/>
         <w:rPr>
           <w:rFonts w:asciiTheme="minorHAnsi" w:eastAsiaTheme="minorEastAsia" w:hAnsiTheme="minorHAnsi"/>
           <w:noProof/>
@@ -906,6 +934,7 @@
         <w:tabs>
           <w:tab w:val="right" w:leader="dot" w:pos="9458"/>
         </w:tabs>
+        <w:bidi w:val="0"/>
         <w:rPr>
           <w:rFonts w:asciiTheme="minorHAnsi" w:eastAsiaTheme="minorEastAsia" w:hAnsiTheme="minorHAnsi"/>
           <w:noProof/>
@@ -1002,6 +1031,7 @@
         <w:tabs>
           <w:tab w:val="right" w:leader="dot" w:pos="9458"/>
         </w:tabs>
+        <w:bidi w:val="0"/>
         <w:rPr>
           <w:rFonts w:asciiTheme="minorHAnsi" w:eastAsiaTheme="minorEastAsia" w:hAnsiTheme="minorHAnsi"/>
           <w:noProof/>
@@ -1098,6 +1128,7 @@
         <w:tabs>
           <w:tab w:val="right" w:leader="dot" w:pos="9458"/>
         </w:tabs>
+        <w:bidi w:val="0"/>
         <w:rPr>
           <w:rFonts w:asciiTheme="minorHAnsi" w:eastAsiaTheme="minorEastAsia" w:hAnsiTheme="minorHAnsi"/>
           <w:noProof/>
@@ -1194,6 +1225,7 @@
         <w:tabs>
           <w:tab w:val="right" w:leader="dot" w:pos="9458"/>
         </w:tabs>
+        <w:bidi w:val="0"/>
         <w:rPr>
           <w:rFonts w:asciiTheme="minorHAnsi" w:eastAsiaTheme="minorEastAsia" w:hAnsiTheme="minorHAnsi"/>
           <w:noProof/>
@@ -1290,6 +1322,7 @@
         <w:tabs>
           <w:tab w:val="right" w:leader="dot" w:pos="9458"/>
         </w:tabs>
+        <w:bidi w:val="0"/>
         <w:rPr>
           <w:rFonts w:asciiTheme="minorHAnsi" w:eastAsiaTheme="minorEastAsia" w:hAnsiTheme="minorHAnsi"/>
           <w:noProof/>
@@ -1386,6 +1419,7 @@
         <w:tabs>
           <w:tab w:val="right" w:leader="dot" w:pos="9458"/>
         </w:tabs>
+        <w:bidi w:val="0"/>
         <w:rPr>
           <w:rFonts w:asciiTheme="minorHAnsi" w:eastAsiaTheme="minorEastAsia" w:hAnsiTheme="minorHAnsi"/>
           <w:noProof/>
@@ -1482,6 +1516,7 @@
         <w:tabs>
           <w:tab w:val="right" w:leader="dot" w:pos="9458"/>
         </w:tabs>
+        <w:bidi w:val="0"/>
         <w:rPr>
           <w:rFonts w:asciiTheme="minorHAnsi" w:eastAsiaTheme="minorEastAsia" w:hAnsiTheme="minorHAnsi"/>
           <w:noProof/>
@@ -1578,6 +1613,7 @@
         <w:tabs>
           <w:tab w:val="right" w:leader="dot" w:pos="9458"/>
         </w:tabs>
+        <w:bidi w:val="0"/>
         <w:rPr>
           <w:rFonts w:asciiTheme="minorHAnsi" w:eastAsiaTheme="minorEastAsia" w:hAnsiTheme="minorHAnsi"/>
           <w:noProof/>
@@ -1674,6 +1710,7 @@
         <w:tabs>
           <w:tab w:val="right" w:leader="dot" w:pos="9458"/>
         </w:tabs>
+        <w:bidi w:val="0"/>
         <w:rPr>
           <w:rFonts w:asciiTheme="minorHAnsi" w:eastAsiaTheme="minorEastAsia" w:hAnsiTheme="minorHAnsi"/>
           <w:noProof/>
@@ -1770,6 +1807,7 @@
         <w:tabs>
           <w:tab w:val="right" w:leader="dot" w:pos="9458"/>
         </w:tabs>
+        <w:bidi w:val="0"/>
         <w:rPr>
           <w:rFonts w:asciiTheme="minorHAnsi" w:eastAsiaTheme="minorEastAsia" w:hAnsiTheme="minorHAnsi"/>
           <w:noProof/>
@@ -1866,6 +1904,7 @@
         <w:tabs>
           <w:tab w:val="right" w:leader="dot" w:pos="9458"/>
         </w:tabs>
+        <w:bidi w:val="0"/>
         <w:rPr>
           <w:rFonts w:asciiTheme="minorHAnsi" w:eastAsiaTheme="minorEastAsia" w:hAnsiTheme="minorHAnsi"/>
           <w:noProof/>
@@ -1962,6 +2001,7 @@
         <w:tabs>
           <w:tab w:val="right" w:leader="dot" w:pos="9458"/>
         </w:tabs>
+        <w:bidi w:val="0"/>
         <w:rPr>
           <w:rFonts w:asciiTheme="minorHAnsi" w:eastAsiaTheme="minorEastAsia" w:hAnsiTheme="minorHAnsi"/>
           <w:noProof/>
@@ -2058,6 +2098,7 @@
         <w:tabs>
           <w:tab w:val="right" w:leader="dot" w:pos="9458"/>
         </w:tabs>
+        <w:bidi w:val="0"/>
         <w:rPr>
           <w:rFonts w:asciiTheme="minorHAnsi" w:eastAsiaTheme="minorEastAsia" w:hAnsiTheme="minorHAnsi"/>
           <w:noProof/>
@@ -2150,6 +2191,7 @@
     </w:p>
     <w:p>
       <w:pPr>
+        <w:bidi w:val="0"/>
         <w:rPr>
           <w:rtl/>
         </w:rPr>
@@ -2196,17 +2238,11 @@
     <w:p>
       <w:pPr>
         <w:jc w:val="right"/>
-        <w:rPr>
-          <w:rtl/>
-        </w:rPr>
       </w:pPr>
       <w:r>
         <w:t>TRL 3 is analytical and experimental proof of concept. Critical functions or characteristics must be shown feasible through implementation, analysis, and focused experiments</w:t>
       </w:r>
       <w:r>
-        <w:rPr>
-          <w:rtl/>
-        </w:rPr>
         <w:t>.</w:t>
       </w:r>
     </w:p>
@@ -2235,12 +2271,17 @@
         </w:rPr>
       </w:pPr>
       <w:r>
-        <w:t>The purpose is to move the scheduling and AI concepts beyond design descriptions and show that the critical path can execute: accept schedule input, invoke a model, produce controlled structured output, and persist approved actions</w:t>
-      </w:r>
-      <w:r>
-        <w:rPr>
-          <w:rtl/>
-        </w:rPr>
+        <w:t xml:space="preserve">The purpose is to move the scheduling and AI concepts beyond design descriptions and show that the critical path can </w:t>
+      </w:r>
+      <w:proofErr w:type="gramStart"/>
+      <w:r>
+        <w:t>execute:</w:t>
+      </w:r>
+      <w:proofErr w:type="gramEnd"/>
+      <w:r>
+        <w:t xml:space="preserve"> accept schedule input, invoke a model, produce controlled structured output, and persist approved actions</w:t>
+      </w:r>
+      <w:r>
         <w:t>.</w:t>
       </w:r>
     </w:p>
@@ -2264,6 +2305,7 @@
     <w:p>
       <w:pPr>
         <w:pStyle w:val="ListBullet"/>
+        <w:bidi w:val="0"/>
       </w:pPr>
       <w:r>
         <w:t>Defined architecture and critical functions</w:t>
@@ -2278,6 +2320,7 @@
     <w:p>
       <w:pPr>
         <w:pStyle w:val="ListBullet"/>
+        <w:bidi w:val="0"/>
       </w:pPr>
       <w:r>
         <w:t>Executable proof-of-concept components</w:t>
@@ -2292,6 +2335,7 @@
     <w:p>
       <w:pPr>
         <w:pStyle w:val="ListBullet"/>
+        <w:bidi w:val="0"/>
       </w:pPr>
       <w:r>
         <w:t>Focused experiments against real components</w:t>
@@ -2306,6 +2350,7 @@
     <w:p>
       <w:pPr>
         <w:pStyle w:val="ListBullet"/>
+        <w:bidi w:val="0"/>
       </w:pPr>
       <w:r>
         <w:t>Recorded results, defects, and limitations</w:t>
@@ -2326,11 +2371,19 @@
         </w:rPr>
       </w:pPr>
       <w:bookmarkStart w:id="3" w:name="_Toc239067864"/>
+      <w:proofErr w:type="spellStart"/>
       <w:r>
         <w:rPr>
           <w:rFonts w:ascii="Aptos" w:hAnsi="Aptos"/>
         </w:rPr>
-        <w:t>Munazzim Evidence Currently Available</w:t>
+        <w:t>Munazzim</w:t>
+      </w:r>
+      <w:proofErr w:type="spellEnd"/>
+      <w:r>
+        <w:rPr>
+          <w:rFonts w:ascii="Aptos" w:hAnsi="Aptos"/>
+        </w:rPr>
+        <w:t xml:space="preserve"> Evidence Currently Available</w:t>
       </w:r>
       <w:bookmarkEnd w:id="3"/>
     </w:p>
@@ -2341,13 +2394,23 @@
           <w:rtl/>
         </w:rPr>
       </w:pPr>
-      <w:r>
-        <w:t>Munazzim has executable web, API, persistence, and AI components. Project work demonstrated AI Assistant, AI Performance, task and appointment persistence, validation/sanitizer behavior, duplicate protection, and confirmation before action writes. The application ran locally on Windows and as an integrated Ubuntu laboratory stack with remote ngrok access</w:t>
-      </w:r>
-      <w:r>
-        <w:rPr>
-          <w:rtl/>
-        </w:rPr>
+      <w:proofErr w:type="spellStart"/>
+      <w:r>
+        <w:t>Munazzim</w:t>
+      </w:r>
+      <w:proofErr w:type="spellEnd"/>
+      <w:r>
+        <w:t xml:space="preserve"> has executable web, API, persistence, and AI components. Project work demonstrated AI Assistant, AI Performance, task and appointment persistence, validation/sanitizer behavior, duplicate protection, and confirmation before action writes. The application ran locally on Windows and as an integrated Ubuntu laboratory stack with remote </w:t>
+      </w:r>
+      <w:proofErr w:type="spellStart"/>
+      <w:r>
+        <w:t>ngrok</w:t>
+      </w:r>
+      <w:proofErr w:type="spellEnd"/>
+      <w:r>
+        <w:t xml:space="preserve"> access</w:t>
+      </w:r>
+      <w:r>
         <w:t>.</w:t>
       </w:r>
     </w:p>
@@ -2371,42 +2434,152 @@
     <w:p>
       <w:pPr>
         <w:pStyle w:val="ListBullet"/>
-      </w:pPr>
-      <w:r>
-        <w:t>Central Qwen/Ollama gateway: src/ai/ai-client.ts</w:t>
-      </w:r>
+        <w:bidi w:val="0"/>
+      </w:pPr>
+      <w:r>
+        <w:t>Central Qwen/</w:t>
+      </w:r>
+      <w:proofErr w:type="spellStart"/>
+      <w:r>
+        <w:t>Ollama</w:t>
+      </w:r>
+      <w:proofErr w:type="spellEnd"/>
+      <w:r>
+        <w:t xml:space="preserve"> gateway: </w:t>
+      </w:r>
+      <w:proofErr w:type="spellStart"/>
+      <w:r>
+        <w:t>src</w:t>
+      </w:r>
+      <w:proofErr w:type="spellEnd"/>
+      <w:r>
+        <w:t>/ai/ai-</w:t>
+      </w:r>
+      <w:proofErr w:type="spellStart"/>
+      <w:r>
+        <w:t>client.ts</w:t>
+      </w:r>
+      <w:proofErr w:type="spellEnd"/>
     </w:p>
     <w:p>
       <w:pPr>
         <w:pStyle w:val="ListBullet"/>
-      </w:pPr>
-      <w:r>
-        <w:t>Structured workflow and sanitizer: src/ai/flows/ai-schedule-optimizer-flow.ts</w:t>
-      </w:r>
+        <w:bidi w:val="0"/>
+      </w:pPr>
+      <w:r>
+        <w:t xml:space="preserve">Structured workflow and sanitizer: </w:t>
+      </w:r>
+      <w:proofErr w:type="spellStart"/>
+      <w:r>
+        <w:t>src</w:t>
+      </w:r>
+      <w:proofErr w:type="spellEnd"/>
+      <w:r>
+        <w:t>/ai/flows/ai-schedule-optimizer-</w:t>
+      </w:r>
+      <w:proofErr w:type="spellStart"/>
+      <w:r>
+        <w:t>flow.ts</w:t>
+      </w:r>
+      <w:proofErr w:type="spellEnd"/>
     </w:p>
     <w:p>
       <w:pPr>
         <w:pStyle w:val="ListBullet"/>
-      </w:pPr>
-      <w:r>
-        <w:t>Performance analysis: src/ai/flows/ai-performance-analysis-flow.ts</w:t>
-      </w:r>
+        <w:bidi w:val="0"/>
+      </w:pPr>
+      <w:r>
+        <w:t xml:space="preserve">Performance analysis: </w:t>
+      </w:r>
+      <w:proofErr w:type="spellStart"/>
+      <w:r>
+        <w:t>src</w:t>
+      </w:r>
+      <w:proofErr w:type="spellEnd"/>
+      <w:r>
+        <w:t>/ai/flows/ai-performance-analysis-</w:t>
+      </w:r>
+      <w:proofErr w:type="spellStart"/>
+      <w:r>
+        <w:t>flow.ts</w:t>
+      </w:r>
+      <w:proofErr w:type="spellEnd"/>
     </w:p>
     <w:p>
       <w:pPr>
         <w:pStyle w:val="ListBullet"/>
-      </w:pPr>
-      <w:r>
-        <w:t>Persistence APIs: src/app/api/tasks/route.ts, src/app/api/appointments/route.ts</w:t>
-      </w:r>
+        <w:bidi w:val="0"/>
+      </w:pPr>
+      <w:r>
+        <w:t xml:space="preserve">Persistence APIs: </w:t>
+      </w:r>
+      <w:proofErr w:type="spellStart"/>
+      <w:r>
+        <w:t>src</w:t>
+      </w:r>
+      <w:proofErr w:type="spellEnd"/>
+      <w:r>
+        <w:t>/app/</w:t>
+      </w:r>
+      <w:proofErr w:type="spellStart"/>
+      <w:r>
+        <w:t>api</w:t>
+      </w:r>
+      <w:proofErr w:type="spellEnd"/>
+      <w:r>
+        <w:t>/tasks/</w:t>
+      </w:r>
+      <w:proofErr w:type="spellStart"/>
+      <w:r>
+        <w:t>route.ts</w:t>
+      </w:r>
+      <w:proofErr w:type="spellEnd"/>
+      <w:r>
+        <w:t xml:space="preserve">, </w:t>
+      </w:r>
+      <w:proofErr w:type="spellStart"/>
+      <w:r>
+        <w:t>src</w:t>
+      </w:r>
+      <w:proofErr w:type="spellEnd"/>
+      <w:r>
+        <w:t>/app/</w:t>
+      </w:r>
+      <w:proofErr w:type="spellStart"/>
+      <w:r>
+        <w:t>api</w:t>
+      </w:r>
+      <w:proofErr w:type="spellEnd"/>
+      <w:r>
+        <w:t>/appointments/</w:t>
+      </w:r>
+      <w:proofErr w:type="spellStart"/>
+      <w:r>
+        <w:t>route.ts</w:t>
+      </w:r>
+      <w:proofErr w:type="spellEnd"/>
     </w:p>
     <w:p>
       <w:pPr>
         <w:pStyle w:val="ListBullet"/>
-      </w:pPr>
-      <w:r>
-        <w:t>User confirmation: src/app/ai-assistant/page.tsx</w:t>
-      </w:r>
+        <w:bidi w:val="0"/>
+      </w:pPr>
+      <w:r>
+        <w:t xml:space="preserve">User confirmation: </w:t>
+      </w:r>
+      <w:proofErr w:type="spellStart"/>
+      <w:r>
+        <w:t>src</w:t>
+      </w:r>
+      <w:proofErr w:type="spellEnd"/>
+      <w:r>
+        <w:t>/app/ai-assistant/</w:t>
+      </w:r>
+      <w:proofErr w:type="spellStart"/>
+      <w:r>
+        <w:t>page.tsx</w:t>
+      </w:r>
+      <w:proofErr w:type="spellEnd"/>
     </w:p>
     <w:p>
       <w:pPr>
@@ -2428,17 +2601,19 @@
     <w:p>
       <w:pPr>
         <w:jc w:val="right"/>
-        <w:rPr>
-          <w:rtl/>
-        </w:rPr>
-      </w:pPr>
-      <w:r>
-        <w:t>AI Assistant and AI Performance were functionally tested. AI Performance produced valid analysis and exactly three recommendations in multiple tests. Task and appointment persistence, duplicate/idempotency behavior, validation/sanitizer behavior, and backup creation were exercised. These are real functional demonstrations, although they are not yet a comprehensive automated regression suite</w:t>
-      </w:r>
-      <w:r>
-        <w:rPr>
-          <w:rtl/>
-        </w:rPr>
+      </w:pPr>
+      <w:r>
+        <w:t xml:space="preserve">AI Assistant and AI Performance were functionally tested. AI Performance produced valid analysis and exactly three recommendations in multiple tests. Task and appointment persistence, duplicate/idempotency behavior, validation/sanitizer behavior, and backup creation were exercised. These are real functional demonstrations, although they are not yet </w:t>
+      </w:r>
+      <w:proofErr w:type="gramStart"/>
+      <w:r>
+        <w:t>a comprehensive</w:t>
+      </w:r>
+      <w:proofErr w:type="gramEnd"/>
+      <w:r>
+        <w:t xml:space="preserve"> automated regression suite</w:t>
+      </w:r>
+      <w:r>
         <w:t>.</w:t>
       </w:r>
     </w:p>
@@ -2467,12 +2642,17 @@
         </w:rPr>
       </w:pPr>
       <w:r>
-        <w:t>Next.js and the Firebase emulators were demonstrated locally on Windows, and the application was reached successfully. An AI request used Ollama fallback when the Windows host could not reach the Ubuntu-lab Qwen address. TypeScript validation passed through the Windows toolchain</w:t>
-      </w:r>
-      <w:r>
-        <w:rPr>
-          <w:rtl/>
-        </w:rPr>
+        <w:t xml:space="preserve">Next.js and the Firebase emulators were demonstrated locally on Windows, and the application was reached successfully. An AI request used </w:t>
+      </w:r>
+      <w:proofErr w:type="spellStart"/>
+      <w:r>
+        <w:t>Ollama</w:t>
+      </w:r>
+      <w:proofErr w:type="spellEnd"/>
+      <w:r>
+        <w:t xml:space="preserve"> fallback when the Windows host could not reach the Ubuntu-lab Qwen address. TypeScript validation passed through the Windows toolchain</w:t>
+      </w:r>
+      <w:r>
         <w:t>.</w:t>
       </w:r>
     </w:p>
@@ -2502,12 +2682,41 @@
         </w:rPr>
       </w:pPr>
       <w:r>
-        <w:t>Next.js, Firestore Emulator, Firebase Auth Emulator, Ollama, and ngrok were demonstrated running together. The application was accessed locally and remotely through ngrok, and core AI and persistence workflows were exercised</w:t>
-      </w:r>
-      <w:r>
-        <w:rPr>
-          <w:rtl/>
-        </w:rPr>
+        <w:t xml:space="preserve">Next.js, </w:t>
+      </w:r>
+      <w:proofErr w:type="spellStart"/>
+      <w:r>
+        <w:t>Firestore</w:t>
+      </w:r>
+      <w:proofErr w:type="spellEnd"/>
+      <w:r>
+        <w:t xml:space="preserve"> Emulator, Firebase Auth Emulator, </w:t>
+      </w:r>
+      <w:proofErr w:type="spellStart"/>
+      <w:r>
+        <w:t>Ollama</w:t>
+      </w:r>
+      <w:proofErr w:type="spellEnd"/>
+      <w:r>
+        <w:t xml:space="preserve">, and </w:t>
+      </w:r>
+      <w:proofErr w:type="spellStart"/>
+      <w:r>
+        <w:t>ngrok</w:t>
+      </w:r>
+      <w:proofErr w:type="spellEnd"/>
+      <w:r>
+        <w:t xml:space="preserve"> were demonstrated running together. The application was accessed locally and remotely through </w:t>
+      </w:r>
+      <w:proofErr w:type="spellStart"/>
+      <w:r>
+        <w:t>ngrok</w:t>
+      </w:r>
+      <w:proofErr w:type="spellEnd"/>
+      <w:r>
+        <w:t>, and core AI and persistence workflows were exercised</w:t>
+      </w:r>
+      <w:r>
         <w:t>.</w:t>
       </w:r>
     </w:p>
@@ -2531,12 +2740,27 @@
     <w:p>
       <w:pPr>
         <w:jc w:val="right"/>
-        <w:rPr>
-          <w:rtl/>
-        </w:rPr>
-      </w:pPr>
-      <w:r>
-        <w:t>Ollama was exercised through application workflows. Direct Qwen connectivity and inference were tested from Ubuntu. Thinking-enabled requests could return reasoning without final content; enable_thinking:false produced valid final content in approximately</w:t>
+      </w:pPr>
+      <w:proofErr w:type="spellStart"/>
+      <w:r>
+        <w:t>Ollama</w:t>
+      </w:r>
+      <w:proofErr w:type="spellEnd"/>
+      <w:r>
+        <w:t xml:space="preserve"> was exercised through application workflows. Direct Qwen connectivity and inference were tested from Ubuntu. Thinking-enabled requests could return reasoning without final content; </w:t>
+      </w:r>
+      <w:proofErr w:type="spellStart"/>
+      <w:r>
+        <w:t>enable_</w:t>
+      </w:r>
+      <w:proofErr w:type="gramStart"/>
+      <w:r>
+        <w:t>thinking:false</w:t>
+      </w:r>
+      <w:proofErr w:type="spellEnd"/>
+      <w:proofErr w:type="gramEnd"/>
+      <w:r>
+        <w:t xml:space="preserve"> produced valid final content in approximately</w:t>
       </w:r>
       <w:r>
         <w:rPr>
@@ -2548,9 +2772,6 @@
         <w:t>seconds. Full application-level Qwen completion is NOT VERIFIED</w:t>
       </w:r>
       <w:r>
-        <w:rPr>
-          <w:rtl/>
-        </w:rPr>
         <w:t>.</w:t>
       </w:r>
     </w:p>
@@ -2579,12 +2800,33 @@
         </w:rPr>
       </w:pPr>
       <w:r>
-        <w:t>Linux service scripts, emulator configuration, ngrok startup, backup scripts, and a Docker build exist. Windows and Ubuntu runtime demonstrations establish more than code existence. Production hosting, production Firestore, Nginx, and sustained service operation remain NOT VERIFIED</w:t>
-      </w:r>
-      <w:r>
-        <w:rPr>
-          <w:rtl/>
-        </w:rPr>
+        <w:t xml:space="preserve">Linux service scripts, emulator configuration, </w:t>
+      </w:r>
+      <w:proofErr w:type="spellStart"/>
+      <w:r>
+        <w:t>ngrok</w:t>
+      </w:r>
+      <w:proofErr w:type="spellEnd"/>
+      <w:r>
+        <w:t xml:space="preserve"> startup, backup scripts, and </w:t>
+      </w:r>
+      <w:proofErr w:type="gramStart"/>
+      <w:r>
+        <w:t>a Docker</w:t>
+      </w:r>
+      <w:proofErr w:type="gramEnd"/>
+      <w:r>
+        <w:t xml:space="preserve"> build exist. Windows and Ubuntu runtime demonstrations establish more than code existence. Production hosting, production </w:t>
+      </w:r>
+      <w:proofErr w:type="spellStart"/>
+      <w:r>
+        <w:t>Firestore</w:t>
+      </w:r>
+      <w:proofErr w:type="spellEnd"/>
+      <w:r>
+        <w:t>, Nginx, and sustained service operation remain NOT VERIFIED</w:t>
+      </w:r>
+      <w:r>
         <w:t>.</w:t>
       </w:r>
     </w:p>
@@ -2613,12 +2855,17 @@
         </w:rPr>
       </w:pPr>
       <w:r>
-        <w:t>APIs ignore browser-supplied user IDs, scope reads to the server-selected identity, and check ownership for updates and deletes. The selected identity is always public-guest; real Firebase Authentication is NOT IMPLEMENTED / NOT VERIFIED</w:t>
-      </w:r>
-      <w:r>
-        <w:rPr>
-          <w:rtl/>
-        </w:rPr>
+        <w:t xml:space="preserve">APIs ignore browser-supplied user IDs, scope reads to the server-selected identity, and check ownership for updates and deletes. The selected identity is always </w:t>
+      </w:r>
+      <w:proofErr w:type="gramStart"/>
+      <w:r>
+        <w:t>public-guest</w:t>
+      </w:r>
+      <w:proofErr w:type="gramEnd"/>
+      <w:r>
+        <w:t>; real Firebase Authentication is NOT IMPLEMENTED / NOT VERIFIED</w:t>
+      </w:r>
+      <w:r>
         <w:t>.</w:t>
       </w:r>
     </w:p>
@@ -2665,6 +2912,7 @@
           </w:tcPr>
           <w:p>
             <w:pPr>
+              <w:jc w:val="center"/>
               <w:rPr>
                 <w:b w:val="0"/>
                 <w:sz w:val="17"/>
@@ -2686,6 +2934,7 @@
           </w:tcPr>
           <w:p>
             <w:pPr>
+              <w:jc w:val="center"/>
               <w:cnfStyle w:val="100000000000" w:firstRow="1" w:lastRow="0" w:firstColumn="0" w:lastColumn="0" w:oddVBand="0" w:evenVBand="0" w:oddHBand="0" w:evenHBand="0" w:firstRowFirstColumn="0" w:firstRowLastColumn="0" w:lastRowFirstColumn="0" w:lastRowLastColumn="0"/>
               <w:rPr>
                 <w:b w:val="0"/>
@@ -2708,6 +2957,7 @@
           </w:tcPr>
           <w:p>
             <w:pPr>
+              <w:jc w:val="center"/>
               <w:cnfStyle w:val="100000000000" w:firstRow="1" w:lastRow="0" w:firstColumn="0" w:lastColumn="0" w:oddVBand="0" w:evenVBand="0" w:oddHBand="0" w:evenHBand="0" w:firstRowFirstColumn="0" w:firstRowLastColumn="0" w:lastRowFirstColumn="0" w:lastRowLastColumn="0"/>
               <w:rPr>
                 <w:b w:val="0"/>
@@ -2730,6 +2980,7 @@
           </w:tcPr>
           <w:p>
             <w:pPr>
+              <w:jc w:val="center"/>
               <w:cnfStyle w:val="100000000000" w:firstRow="1" w:lastRow="0" w:firstColumn="0" w:lastColumn="0" w:oddVBand="0" w:evenVBand="0" w:oddHBand="0" w:evenHBand="0" w:firstRowFirstColumn="0" w:firstRowLastColumn="0" w:lastRowFirstColumn="0" w:lastRowLastColumn="0"/>
               <w:rPr>
                 <w:b w:val="0"/>
@@ -2752,6 +3003,7 @@
           </w:tcPr>
           <w:p>
             <w:pPr>
+              <w:jc w:val="center"/>
               <w:cnfStyle w:val="100000000000" w:firstRow="1" w:lastRow="0" w:firstColumn="0" w:lastColumn="0" w:oddVBand="0" w:evenVBand="0" w:oddHBand="0" w:evenHBand="0" w:firstRowFirstColumn="0" w:firstRowLastColumn="0" w:lastRowFirstColumn="0" w:lastRowLastColumn="0"/>
               <w:rPr>
                 <w:b w:val="0"/>
@@ -2780,6 +3032,7 @@
           </w:tcPr>
           <w:p>
             <w:pPr>
+              <w:jc w:val="center"/>
               <w:rPr>
                 <w:sz w:val="17"/>
                 <w:rtl/>
@@ -2799,6 +3052,7 @@
           </w:tcPr>
           <w:p>
             <w:pPr>
+              <w:jc w:val="center"/>
               <w:cnfStyle w:val="000000100000" w:firstRow="0" w:lastRow="0" w:firstColumn="0" w:lastColumn="0" w:oddVBand="0" w:evenVBand="0" w:oddHBand="1" w:evenHBand="0" w:firstRowFirstColumn="0" w:firstRowLastColumn="0" w:lastRowFirstColumn="0" w:lastRowLastColumn="0"/>
               <w:rPr>
                 <w:sz w:val="17"/>
@@ -2819,6 +3073,7 @@
           </w:tcPr>
           <w:p>
             <w:pPr>
+              <w:jc w:val="center"/>
               <w:cnfStyle w:val="000000100000" w:firstRow="0" w:lastRow="0" w:firstColumn="0" w:lastColumn="0" w:oddVBand="0" w:evenVBand="0" w:oddHBand="1" w:evenHBand="0" w:firstRowFirstColumn="0" w:firstRowLastColumn="0" w:lastRowFirstColumn="0" w:lastRowLastColumn="0"/>
               <w:rPr>
                 <w:sz w:val="17"/>
@@ -2839,6 +3094,7 @@
           </w:tcPr>
           <w:p>
             <w:pPr>
+              <w:jc w:val="center"/>
               <w:cnfStyle w:val="000000100000" w:firstRow="0" w:lastRow="0" w:firstColumn="0" w:lastColumn="0" w:oddVBand="0" w:evenVBand="0" w:oddHBand="1" w:evenHBand="0" w:firstRowFirstColumn="0" w:firstRowLastColumn="0" w:lastRowFirstColumn="0" w:lastRowLastColumn="0"/>
               <w:rPr>
                 <w:sz w:val="17"/>
@@ -2859,6 +3115,7 @@
           </w:tcPr>
           <w:p>
             <w:pPr>
+              <w:jc w:val="center"/>
               <w:cnfStyle w:val="000000100000" w:firstRow="0" w:lastRow="0" w:firstColumn="0" w:lastColumn="0" w:oddVBand="0" w:evenVBand="0" w:oddHBand="1" w:evenHBand="0" w:firstRowFirstColumn="0" w:firstRowLastColumn="0" w:lastRowFirstColumn="0" w:lastRowLastColumn="0"/>
               <w:rPr>
                 <w:sz w:val="17"/>
@@ -2882,6 +3139,7 @@
           </w:tcPr>
           <w:p>
             <w:pPr>
+              <w:jc w:val="center"/>
               <w:rPr>
                 <w:sz w:val="17"/>
                 <w:rtl/>
@@ -2901,6 +3159,7 @@
           </w:tcPr>
           <w:p>
             <w:pPr>
+              <w:jc w:val="center"/>
               <w:cnfStyle w:val="000000000000" w:firstRow="0" w:lastRow="0" w:firstColumn="0" w:lastColumn="0" w:oddVBand="0" w:evenVBand="0" w:oddHBand="0" w:evenHBand="0" w:firstRowFirstColumn="0" w:firstRowLastColumn="0" w:lastRowFirstColumn="0" w:lastRowLastColumn="0"/>
               <w:rPr>
                 <w:sz w:val="17"/>
@@ -2921,6 +3180,7 @@
           </w:tcPr>
           <w:p>
             <w:pPr>
+              <w:jc w:val="center"/>
               <w:cnfStyle w:val="000000000000" w:firstRow="0" w:lastRow="0" w:firstColumn="0" w:lastColumn="0" w:oddVBand="0" w:evenVBand="0" w:oddHBand="0" w:evenHBand="0" w:firstRowFirstColumn="0" w:firstRowLastColumn="0" w:lastRowFirstColumn="0" w:lastRowLastColumn="0"/>
               <w:rPr>
                 <w:sz w:val="17"/>
@@ -2941,6 +3201,7 @@
           </w:tcPr>
           <w:p>
             <w:pPr>
+              <w:jc w:val="center"/>
               <w:cnfStyle w:val="000000000000" w:firstRow="0" w:lastRow="0" w:firstColumn="0" w:lastColumn="0" w:oddVBand="0" w:evenVBand="0" w:oddHBand="0" w:evenHBand="0" w:firstRowFirstColumn="0" w:firstRowLastColumn="0" w:lastRowFirstColumn="0" w:lastRowLastColumn="0"/>
               <w:rPr>
                 <w:sz w:val="17"/>
@@ -2961,6 +3222,7 @@
           </w:tcPr>
           <w:p>
             <w:pPr>
+              <w:jc w:val="center"/>
               <w:cnfStyle w:val="000000000000" w:firstRow="0" w:lastRow="0" w:firstColumn="0" w:lastColumn="0" w:oddVBand="0" w:evenVBand="0" w:oddHBand="0" w:evenHBand="0" w:firstRowFirstColumn="0" w:firstRowLastColumn="0" w:lastRowFirstColumn="0" w:lastRowLastColumn="0"/>
               <w:rPr>
                 <w:sz w:val="17"/>
@@ -2987,6 +3249,7 @@
           </w:tcPr>
           <w:p>
             <w:pPr>
+              <w:jc w:val="center"/>
               <w:rPr>
                 <w:sz w:val="17"/>
                 <w:rtl/>
@@ -3006,6 +3269,7 @@
           </w:tcPr>
           <w:p>
             <w:pPr>
+              <w:jc w:val="center"/>
               <w:cnfStyle w:val="000000100000" w:firstRow="0" w:lastRow="0" w:firstColumn="0" w:lastColumn="0" w:oddVBand="0" w:evenVBand="0" w:oddHBand="1" w:evenHBand="0" w:firstRowFirstColumn="0" w:firstRowLastColumn="0" w:lastRowFirstColumn="0" w:lastRowLastColumn="0"/>
               <w:rPr>
                 <w:sz w:val="17"/>
@@ -3026,6 +3290,7 @@
           </w:tcPr>
           <w:p>
             <w:pPr>
+              <w:jc w:val="center"/>
               <w:cnfStyle w:val="000000100000" w:firstRow="0" w:lastRow="0" w:firstColumn="0" w:lastColumn="0" w:oddVBand="0" w:evenVBand="0" w:oddHBand="1" w:evenHBand="0" w:firstRowFirstColumn="0" w:firstRowLastColumn="0" w:lastRowFirstColumn="0" w:lastRowLastColumn="0"/>
               <w:rPr>
                 <w:sz w:val="17"/>
@@ -3046,6 +3311,7 @@
           </w:tcPr>
           <w:p>
             <w:pPr>
+              <w:jc w:val="center"/>
               <w:cnfStyle w:val="000000100000" w:firstRow="0" w:lastRow="0" w:firstColumn="0" w:lastColumn="0" w:oddVBand="0" w:evenVBand="0" w:oddHBand="1" w:evenHBand="0" w:firstRowFirstColumn="0" w:firstRowLastColumn="0" w:lastRowFirstColumn="0" w:lastRowLastColumn="0"/>
               <w:rPr>
                 <w:sz w:val="17"/>
@@ -3066,17 +3332,26 @@
           </w:tcPr>
           <w:p>
             <w:pPr>
+              <w:jc w:val="center"/>
               <w:cnfStyle w:val="000000100000" w:firstRow="0" w:lastRow="0" w:firstColumn="0" w:lastColumn="0" w:oddVBand="0" w:evenVBand="0" w:oddHBand="1" w:evenHBand="0" w:firstRowFirstColumn="0" w:firstRowLastColumn="0" w:lastRowFirstColumn="0" w:lastRowLastColumn="0"/>
               <w:rPr>
                 <w:sz w:val="17"/>
                 <w:rtl/>
               </w:rPr>
             </w:pPr>
+            <w:proofErr w:type="spellStart"/>
             <w:r>
               <w:rPr>
                 <w:sz w:val="17"/>
               </w:rPr>
-              <w:t>Firestore Emulator only</w:t>
+              <w:t>Firestore</w:t>
+            </w:r>
+            <w:proofErr w:type="spellEnd"/>
+            <w:r>
+              <w:rPr>
+                <w:sz w:val="17"/>
+              </w:rPr>
+              <w:t xml:space="preserve"> Emulator only</w:t>
             </w:r>
           </w:p>
         </w:tc>
@@ -3089,6 +3364,7 @@
           </w:tcPr>
           <w:p>
             <w:pPr>
+              <w:jc w:val="center"/>
               <w:rPr>
                 <w:sz w:val="17"/>
                 <w:rtl/>
@@ -3108,6 +3384,7 @@
           </w:tcPr>
           <w:p>
             <w:pPr>
+              <w:jc w:val="center"/>
               <w:cnfStyle w:val="000000000000" w:firstRow="0" w:lastRow="0" w:firstColumn="0" w:lastColumn="0" w:oddVBand="0" w:evenVBand="0" w:oddHBand="0" w:evenHBand="0" w:firstRowFirstColumn="0" w:firstRowLastColumn="0" w:lastRowFirstColumn="0" w:lastRowLastColumn="0"/>
               <w:rPr>
                 <w:sz w:val="17"/>
@@ -3118,8 +3395,16 @@
               <w:rPr>
                 <w:sz w:val="17"/>
               </w:rPr>
-              <w:t>Windows and Ubuntu runs</w:t>
+              <w:t xml:space="preserve">Windows and Ubuntu </w:t>
             </w:r>
+            <w:proofErr w:type="gramStart"/>
+            <w:r>
+              <w:rPr>
+                <w:sz w:val="17"/>
+              </w:rPr>
+              <w:t>runs</w:t>
+            </w:r>
+            <w:proofErr w:type="gramEnd"/>
           </w:p>
         </w:tc>
         <w:tc>
@@ -3128,6 +3413,7 @@
           </w:tcPr>
           <w:p>
             <w:pPr>
+              <w:jc w:val="center"/>
               <w:cnfStyle w:val="000000000000" w:firstRow="0" w:lastRow="0" w:firstColumn="0" w:lastColumn="0" w:oddVBand="0" w:evenVBand="0" w:oddHBand="0" w:evenHBand="0" w:firstRowFirstColumn="0" w:firstRowLastColumn="0" w:lastRowFirstColumn="0" w:lastRowLastColumn="0"/>
               <w:rPr>
                 <w:sz w:val="17"/>
@@ -3148,6 +3434,7 @@
           </w:tcPr>
           <w:p>
             <w:pPr>
+              <w:jc w:val="center"/>
               <w:cnfStyle w:val="000000000000" w:firstRow="0" w:lastRow="0" w:firstColumn="0" w:lastColumn="0" w:oddVBand="0" w:evenVBand="0" w:oddHBand="0" w:evenHBand="0" w:firstRowFirstColumn="0" w:firstRowLastColumn="0" w:lastRowFirstColumn="0" w:lastRowLastColumn="0"/>
               <w:rPr>
                 <w:sz w:val="17"/>
@@ -3168,6 +3455,7 @@
           </w:tcPr>
           <w:p>
             <w:pPr>
+              <w:jc w:val="center"/>
               <w:cnfStyle w:val="000000000000" w:firstRow="0" w:lastRow="0" w:firstColumn="0" w:lastColumn="0" w:oddVBand="0" w:evenVBand="0" w:oddHBand="0" w:evenHBand="0" w:firstRowFirstColumn="0" w:firstRowLastColumn="0" w:lastRowFirstColumn="0" w:lastRowLastColumn="0"/>
               <w:rPr>
                 <w:sz w:val="17"/>
@@ -3194,6 +3482,7 @@
           </w:tcPr>
           <w:p>
             <w:pPr>
+              <w:jc w:val="center"/>
               <w:rPr>
                 <w:sz w:val="17"/>
                 <w:rtl/>
@@ -3213,6 +3502,7 @@
           </w:tcPr>
           <w:p>
             <w:pPr>
+              <w:jc w:val="center"/>
               <w:cnfStyle w:val="000000100000" w:firstRow="0" w:lastRow="0" w:firstColumn="0" w:lastColumn="0" w:oddVBand="0" w:evenVBand="0" w:oddHBand="1" w:evenHBand="0" w:firstRowFirstColumn="0" w:firstRowLastColumn="0" w:lastRowFirstColumn="0" w:lastRowLastColumn="0"/>
               <w:rPr>
                 <w:sz w:val="17"/>
@@ -3233,6 +3523,7 @@
           </w:tcPr>
           <w:p>
             <w:pPr>
+              <w:jc w:val="center"/>
               <w:cnfStyle w:val="000000100000" w:firstRow="0" w:lastRow="0" w:firstColumn="0" w:lastColumn="0" w:oddVBand="0" w:evenVBand="0" w:oddHBand="1" w:evenHBand="0" w:firstRowFirstColumn="0" w:firstRowLastColumn="0" w:lastRowFirstColumn="0" w:lastRowLastColumn="0"/>
               <w:rPr>
                 <w:sz w:val="17"/>
@@ -3253,6 +3544,7 @@
           </w:tcPr>
           <w:p>
             <w:pPr>
+              <w:jc w:val="center"/>
               <w:cnfStyle w:val="000000100000" w:firstRow="0" w:lastRow="0" w:firstColumn="0" w:lastColumn="0" w:oddVBand="0" w:evenVBand="0" w:oddHBand="1" w:evenHBand="0" w:firstRowFirstColumn="0" w:firstRowLastColumn="0" w:lastRowFirstColumn="0" w:lastRowLastColumn="0"/>
               <w:rPr>
                 <w:sz w:val="17"/>
@@ -3273,6 +3565,7 @@
           </w:tcPr>
           <w:p>
             <w:pPr>
+              <w:jc w:val="center"/>
               <w:cnfStyle w:val="000000100000" w:firstRow="0" w:lastRow="0" w:firstColumn="0" w:lastColumn="0" w:oddVBand="0" w:evenVBand="0" w:oddHBand="1" w:evenHBand="0" w:firstRowFirstColumn="0" w:firstRowLastColumn="0" w:lastRowFirstColumn="0" w:lastRowLastColumn="0"/>
               <w:rPr>
                 <w:sz w:val="17"/>
@@ -3296,6 +3589,7 @@
           </w:tcPr>
           <w:p>
             <w:pPr>
+              <w:jc w:val="center"/>
               <w:rPr>
                 <w:sz w:val="17"/>
                 <w:rtl/>
@@ -3315,6 +3609,7 @@
           </w:tcPr>
           <w:p>
             <w:pPr>
+              <w:jc w:val="center"/>
               <w:cnfStyle w:val="000000000000" w:firstRow="0" w:lastRow="0" w:firstColumn="0" w:lastColumn="0" w:oddVBand="0" w:evenVBand="0" w:oddHBand="0" w:evenHBand="0" w:firstRowFirstColumn="0" w:firstRowLastColumn="0" w:lastRowFirstColumn="0" w:lastRowLastColumn="0"/>
               <w:rPr>
                 <w:sz w:val="17"/>
@@ -3335,6 +3630,7 @@
           </w:tcPr>
           <w:p>
             <w:pPr>
+              <w:jc w:val="center"/>
               <w:cnfStyle w:val="000000000000" w:firstRow="0" w:lastRow="0" w:firstColumn="0" w:lastColumn="0" w:oddVBand="0" w:evenVBand="0" w:oddHBand="0" w:evenHBand="0" w:firstRowFirstColumn="0" w:firstRowLastColumn="0" w:lastRowFirstColumn="0" w:lastRowLastColumn="0"/>
               <w:rPr>
                 <w:sz w:val="17"/>
@@ -3355,6 +3651,7 @@
           </w:tcPr>
           <w:p>
             <w:pPr>
+              <w:jc w:val="center"/>
               <w:cnfStyle w:val="000000000000" w:firstRow="0" w:lastRow="0" w:firstColumn="0" w:lastColumn="0" w:oddVBand="0" w:evenVBand="0" w:oddHBand="0" w:evenHBand="0" w:firstRowFirstColumn="0" w:firstRowLastColumn="0" w:lastRowFirstColumn="0" w:lastRowLastColumn="0"/>
               <w:rPr>
                 <w:sz w:val="17"/>
@@ -3375,6 +3672,7 @@
           </w:tcPr>
           <w:p>
             <w:pPr>
+              <w:jc w:val="center"/>
               <w:cnfStyle w:val="000000000000" w:firstRow="0" w:lastRow="0" w:firstColumn="0" w:lastColumn="0" w:oddVBand="0" w:evenVBand="0" w:oddHBand="0" w:evenHBand="0" w:firstRowFirstColumn="0" w:firstRowLastColumn="0" w:lastRowFirstColumn="0" w:lastRowLastColumn="0"/>
               <w:rPr>
                 <w:sz w:val="17"/>
@@ -3418,6 +3716,7 @@
     <w:p>
       <w:pPr>
         <w:pStyle w:val="ListBullet"/>
+        <w:bidi w:val="0"/>
       </w:pPr>
       <w:r>
         <w:t>Integrated application execution on Windows and Ubuntu</w:t>
@@ -3432,9 +3731,18 @@
     <w:p>
       <w:pPr>
         <w:pStyle w:val="ListBullet"/>
-      </w:pPr>
-      <w:r>
-        <w:t>Local and ngrok remote access in Ubuntu</w:t>
+        <w:bidi w:val="0"/>
+      </w:pPr>
+      <w:r>
+        <w:t xml:space="preserve">Local and </w:t>
+      </w:r>
+      <w:proofErr w:type="spellStart"/>
+      <w:r>
+        <w:t>ngrok</w:t>
+      </w:r>
+      <w:proofErr w:type="spellEnd"/>
+      <w:r>
+        <w:t xml:space="preserve"> remote access in Ubuntu</w:t>
       </w:r>
       <w:r>
         <w:rPr>
@@ -3446,6 +3754,7 @@
     <w:p>
       <w:pPr>
         <w:pStyle w:val="ListBullet"/>
+        <w:bidi w:val="0"/>
       </w:pPr>
       <w:r>
         <w:t>AI Assistant and repeated AI Performance operation</w:t>
@@ -3460,6 +3769,7 @@
     <w:p>
       <w:pPr>
         <w:pStyle w:val="ListBullet"/>
+        <w:bidi w:val="0"/>
       </w:pPr>
       <w:r>
         <w:t>Emulator persistence for tasks and appointments</w:t>
@@ -3474,6 +3784,7 @@
     <w:p>
       <w:pPr>
         <w:pStyle w:val="ListBullet"/>
+        <w:bidi w:val="0"/>
       </w:pPr>
       <w:r>
         <w:t>Tested sanitizer, validation, and exact-duplicate behavior</w:t>
@@ -3488,9 +3799,18 @@
     <w:p>
       <w:pPr>
         <w:pStyle w:val="ListBullet"/>
-      </w:pPr>
-      <w:r>
-        <w:t>Direct Qwen inference and application-level Ollama use</w:t>
+        <w:bidi w:val="0"/>
+      </w:pPr>
+      <w:r>
+        <w:t xml:space="preserve">Direct Qwen inference and application-level </w:t>
+      </w:r>
+      <w:proofErr w:type="spellStart"/>
+      <w:r>
+        <w:t>Ollama</w:t>
+      </w:r>
+      <w:proofErr w:type="spellEnd"/>
+      <w:r>
+        <w:t xml:space="preserve"> use</w:t>
       </w:r>
       <w:r>
         <w:rPr>
@@ -3520,6 +3840,7 @@
     <w:p>
       <w:pPr>
         <w:pStyle w:val="ListBullet"/>
+        <w:bidi w:val="0"/>
       </w:pPr>
       <w:r>
         <w:t>Docker and Firebase App Hosting packaging</w:t>
@@ -3534,6 +3855,7 @@
     <w:p>
       <w:pPr>
         <w:pStyle w:val="ListBullet"/>
+        <w:bidi w:val="0"/>
       </w:pPr>
       <w:r>
         <w:t>Static health reporting</w:t>
@@ -3548,6 +3870,7 @@
     <w:p>
       <w:pPr>
         <w:pStyle w:val="ListBullet"/>
+        <w:bidi w:val="0"/>
       </w:pPr>
       <w:r>
         <w:t>Mock calendar import</w:t>
@@ -3562,6 +3885,7 @@
     <w:p>
       <w:pPr>
         <w:pStyle w:val="ListBullet"/>
+        <w:bidi w:val="0"/>
       </w:pPr>
       <w:r>
         <w:t>Backup retention and shutdown automation beyond tested backup creation</w:t>
@@ -3593,6 +3917,7 @@
     <w:p>
       <w:pPr>
         <w:pStyle w:val="ListBullet"/>
+        <w:bidi w:val="0"/>
       </w:pPr>
       <w:r>
         <w:t>Full application-level Qwen integration</w:t>
@@ -3607,9 +3932,18 @@
     <w:p>
       <w:pPr>
         <w:pStyle w:val="ListBullet"/>
-      </w:pPr>
-      <w:r>
-        <w:t>Production Firestore is NOT VERIFIED; real Firebase Authentication and real calendar synchronization are NOT IMPLEMENTED / NOT VERIFIED</w:t>
+        <w:bidi w:val="0"/>
+      </w:pPr>
+      <w:r>
+        <w:t xml:space="preserve">Production </w:t>
+      </w:r>
+      <w:proofErr w:type="spellStart"/>
+      <w:r>
+        <w:t>Firestore</w:t>
+      </w:r>
+      <w:proofErr w:type="spellEnd"/>
+      <w:r>
+        <w:t xml:space="preserve"> is NOT VERIFIED; real Firebase Authentication and real calendar synchronization are NOT IMPLEMENTED / NOT VERIFIED</w:t>
       </w:r>
       <w:r>
         <w:rPr>
@@ -3621,6 +3955,7 @@
     <w:p>
       <w:pPr>
         <w:pStyle w:val="ListBullet"/>
+        <w:bidi w:val="0"/>
       </w:pPr>
       <w:r>
         <w:t>Nginx, backup restore, load, endurance, and penetration testing</w:t>
@@ -3641,17 +3976,25 @@
         </w:rPr>
       </w:pPr>
       <w:bookmarkStart w:id="15" w:name="_Toc239067876"/>
+      <w:proofErr w:type="gramStart"/>
       <w:r>
         <w:rPr>
           <w:rFonts w:ascii="Aptos" w:hAnsi="Aptos"/>
         </w:rPr>
-        <w:t>Known Gaps</w:t>
+        <w:t>Known</w:t>
+      </w:r>
+      <w:proofErr w:type="gramEnd"/>
+      <w:r>
+        <w:rPr>
+          <w:rFonts w:ascii="Aptos" w:hAnsi="Aptos"/>
+        </w:rPr>
+        <w:t xml:space="preserve"> Gaps</w:t>
       </w:r>
       <w:bookmarkEnd w:id="15"/>
     </w:p>
     <w:p>
       <w:pPr>
-        <w:jc w:val="right"/>
+        <w:bidi w:val="0"/>
         <w:rPr>
           <w:rtl/>
         </w:rPr>
@@ -3685,7 +4028,7 @@
     </w:p>
     <w:p>
       <w:pPr>
-        <w:jc w:val="right"/>
+        <w:bidi w:val="0"/>
         <w:rPr>
           <w:rtl/>
         </w:rPr>
@@ -3719,7 +4062,7 @@
     </w:p>
     <w:p>
       <w:pPr>
-        <w:jc w:val="right"/>
+        <w:bidi w:val="0"/>
         <w:rPr>
           <w:rtl/>
         </w:rPr>
@@ -3753,7 +4096,7 @@
     </w:p>
     <w:p>
       <w:pPr>
-        <w:jc w:val="right"/>
+        <w:bidi w:val="0"/>
         <w:rPr>
           <w:rtl/>
         </w:rPr>
@@ -3787,7 +4130,7 @@
     </w:p>
     <w:p>
       <w:pPr>
-        <w:jc w:val="right"/>
+        <w:bidi w:val="0"/>
         <w:rPr>
           <w:rtl/>
         </w:rPr>
@@ -3871,12 +4214,29 @@
         <w:sz w:val="17"/>
       </w:rPr>
     </w:pPr>
+    <w:proofErr w:type="spellStart"/>
     <w:r>
       <w:rPr>
         <w:color w:val="707070"/>
         <w:sz w:val="17"/>
       </w:rPr>
-      <w:t>Munazzim AI Time Manager</w:t>
+      <w:t>Munazzim</w:t>
+    </w:r>
+    <w:proofErr w:type="spellEnd"/>
+    <w:r>
+      <w:rPr>
+        <w:color w:val="707070"/>
+        <w:sz w:val="17"/>
+      </w:rPr>
+      <w:t xml:space="preserve"> AI Time </w:t>
+    </w:r>
+    <w:proofErr w:type="gramStart"/>
+    <w:r>
+      <w:rPr>
+        <w:color w:val="707070"/>
+        <w:sz w:val="17"/>
+      </w:rPr>
+      <w:t>Manager</w:t>
     </w:r>
     <w:r>
       <w:rPr>
@@ -3884,7 +4244,16 @@
         <w:sz w:val="17"/>
         <w:rtl/>
       </w:rPr>
-      <w:t xml:space="preserve">  |  </w:t>
+      <w:t xml:space="preserve">  |</w:t>
+    </w:r>
+    <w:proofErr w:type="gramEnd"/>
+    <w:r>
+      <w:rPr>
+        <w:color w:val="707070"/>
+        <w:sz w:val="17"/>
+        <w:rtl/>
+      </w:rPr>
+      <w:t xml:space="preserve">  </w:t>
     </w:r>
     <w:r>
       <w:rPr>
@@ -4128,12 +4497,21 @@
       </w:rPr>
       <w:fldChar w:fldCharType="end"/>
     </w:r>
+    <w:proofErr w:type="spellStart"/>
     <w:r>
       <w:rPr>
         <w:color w:val="707070"/>
         <w:sz w:val="17"/>
       </w:rPr>
-      <w:t>Munazzim AI Time Manager: TRL 3 Assessment</w:t>
+      <w:t>Munazzim</w:t>
+    </w:r>
+    <w:proofErr w:type="spellEnd"/>
+    <w:r>
+      <w:rPr>
+        <w:color w:val="707070"/>
+        <w:sz w:val="17"/>
+      </w:rPr>
+      <w:t xml:space="preserve"> AI Time Manager: TRL 3 Assessment</w:t>
     </w:r>
   </w:p>
 </w:hdr>
